--- a/examples/documents/信息转述及询问信息 7上- U1.docx
+++ b/examples/documents/信息转述及询问信息 7上- U1.docx
@@ -1,6 +1,6 @@
 
 <file path=word/document.xml><?xml version="1.0" encoding="utf-8"?>
-<w:document xmlns:wpc="http://schemas.microsoft.com/office/word/2010/wordprocessingCanvas" xmlns:mc="http://schemas.openxmlformats.org/markup-compatibility/2006" xmlns:o="urn:schemas-microsoft-com:office:office" xmlns:r="http://schemas.openxmlformats.org/officeDocument/2006/relationships" xmlns:m="http://schemas.openxmlformats.org/officeDocument/2006/math" xmlns:v="urn:schemas-microsoft-com:vml" xmlns:wp14="http://schemas.microsoft.com/office/word/2010/wordprocessingDrawing" xmlns:wp="http://schemas.openxmlformats.org/drawingml/2006/wordprocessingDrawing" xmlns:w="http://schemas.openxmlformats.org/wordprocessingml/2006/main" xmlns:w14="http://schemas.microsoft.com/office/word/2010/wordml" xmlns:w10="urn:schemas-microsoft-com:office:word" xmlns:w15="http://schemas.microsoft.com/office/word/2012/wordml" xmlns:wpg="http://schemas.microsoft.com/office/word/2010/wordprocessingGroup" xmlns:wpi="http://schemas.microsoft.com/office/word/2010/wordprocessingInk" xmlns:wne="http://schemas.microsoft.com/office/word/2006/wordml" xmlns:wps="http://schemas.microsoft.com/office/word/2010/wordprocessingShape" xmlns:wpsCustomData="http://www.wps.cn/officeDocument/2013/wpsCustomData" mc:Ignorable="w14 w15 wp14">
+<w:document xmlns:wpc="http://schemas.microsoft.com/office/word/2010/wordprocessingCanvas" xmlns:cx="http://schemas.microsoft.com/office/drawing/2014/chartex" xmlns:cx1="http://schemas.microsoft.com/office/drawing/2015/9/8/chartex" xmlns:cx2="http://schemas.microsoft.com/office/drawing/2015/10/21/chartex" xmlns:cx3="http://schemas.microsoft.com/office/drawing/2016/5/9/chartex" xmlns:cx4="http://schemas.microsoft.com/office/drawing/2016/5/10/chartex" xmlns:cx5="http://schemas.microsoft.com/office/drawing/2016/5/11/chartex" xmlns:cx6="http://schemas.microsoft.com/office/drawing/2016/5/12/chartex" xmlns:cx7="http://schemas.microsoft.com/office/drawing/2016/5/13/chartex" xmlns:cx8="http://schemas.microsoft.com/office/drawing/2016/5/14/chartex" xmlns:mc="http://schemas.openxmlformats.org/markup-compatibility/2006" xmlns:o="urn:schemas-microsoft-com:office:office" xmlns:r="http://schemas.openxmlformats.org/officeDocument/2006/relationships" xmlns:m="http://schemas.openxmlformats.org/officeDocument/2006/math" xmlns:v="urn:schemas-microsoft-com:vml" xmlns:wp14="http://schemas.microsoft.com/office/word/2010/wordprocessingDrawing" xmlns:wp="http://schemas.openxmlformats.org/drawingml/2006/wordprocessingDrawing" xmlns:w="http://schemas.openxmlformats.org/wordprocessingml/2006/main" xmlns:w14="http://schemas.microsoft.com/office/word/2010/wordml" xmlns:w10="urn:schemas-microsoft-com:office:word" xmlns:w15="http://schemas.microsoft.com/office/word/2012/wordml" xmlns:wpg="http://schemas.microsoft.com/office/word/2010/wordprocessingGroup" xmlns:wpi="http://schemas.microsoft.com/office/word/2010/wordprocessingInk" xmlns:wne="http://schemas.microsoft.com/office/word/2006/wordml" xmlns:wps="http://schemas.microsoft.com/office/word/2010/wordprocessingShape" xmlns:wpsCustomData="http://www.wps.cn/officeDocument/2013/wpsCustomData" mc:Ignorable="w14 w15 wp14">
   <w:body>
     <w:p>
       <w:pPr>
@@ -1725,18 +1725,7 @@
           <w:szCs w:val="32"/>
           <w:lang w:val="en-US" w:eastAsia="zh-CN"/>
         </w:rPr>
-        <w:t xml:space="preserve">cards on the bookshelf so everyone can see. Ben saw her card and wanted to try her plan, so they practise speaking in a </w:t>
-      </w:r>
-      <w:bookmarkStart w:id="0" w:name="_GoBack"/>
-      <w:bookmarkEnd w:id="0"/>
-      <w:r>
-        <w:rPr>
-          <w:rFonts w:hint="default" w:ascii="Times New Roman" w:hAnsi="Times New Roman" w:eastAsia="宋体" w:cs="Times New Roman"/>
-          <w:sz w:val="24"/>
-          <w:szCs w:val="32"/>
-          <w:lang w:val="en-US" w:eastAsia="zh-CN"/>
-        </w:rPr>
-        <w:t>small group after lunch every day.</w:t>
+        <w:t>cards on the bookshelf so everyone can see. Ben saw her card and wanted to try her plan, so they practise speaking in a small group after lunch every day.</w:t>
       </w:r>
     </w:p>
     <w:p>
@@ -1986,21 +1975,30 @@
       <w:pPr>
         <w:bidi w:val="0"/>
         <w:jc w:val="left"/>
+      </w:pPr>
+      <w:r>
+        <w:rPr>
+          <w:rFonts w:hint="default" w:ascii="Times New Roman" w:hAnsi="Times New Roman" w:eastAsia="宋体" w:cs="Times New Roman"/>
+          <w:sz w:val="24"/>
+          <w:szCs w:val="32"/>
+          <w:lang w:val="en-US" w:eastAsia="zh-CN"/>
+        </w:rPr>
+        <w:t>12. How will you make your plan better?</w:t>
+      </w:r>
+      <w:bookmarkStart w:id="0" w:name="_GoBack"/>
+      <w:bookmarkEnd w:id="0"/>
+    </w:p>
+    <w:p>
+      <w:pPr>
+        <w:bidi w:val="0"/>
+        <w:jc w:val="left"/>
         <w:rPr>
           <w:rFonts w:hint="default"/>
           <w:lang w:val="en-US" w:eastAsia="zh-CN"/>
         </w:rPr>
       </w:pPr>
-      <w:r>
-        <w:rPr>
-          <w:rFonts w:hint="default" w:ascii="Times New Roman" w:hAnsi="Times New Roman" w:eastAsia="宋体" w:cs="Times New Roman"/>
-          <w:sz w:val="24"/>
-          <w:szCs w:val="32"/>
-          <w:lang w:val="en-US" w:eastAsia="zh-CN"/>
-        </w:rPr>
-        <w:t>12. How will you make your plan better?</w:t>
-      </w:r>
-    </w:p>
+    </w:p>
+    <w:p/>
     <w:p/>
     <w:sectPr>
       <w:pgSz w:w="11906" w:h="16838"/>
@@ -2107,7 +2105,7 @@
     <w:lsdException w:unhideWhenUsed="0" w:uiPriority="0" w:semiHidden="0" w:name="Body Text 3"/>
     <w:lsdException w:unhideWhenUsed="0" w:uiPriority="0" w:semiHidden="0" w:name="Body Text Indent 2"/>
     <w:lsdException w:unhideWhenUsed="0" w:uiPriority="0" w:semiHidden="0" w:name="Body Text Indent 3"/>
-    <w:lsdException w:unhideWhenUsed="0" w:uiPriority="0" w:semiHidden="0" w:name="Block Text"/>
+    <w:lsdException w:qFormat="1" w:unhideWhenUsed="0" w:uiPriority="99" w:semiHidden="0" w:name="Block Text"/>
     <w:lsdException w:unhideWhenUsed="0" w:uiPriority="0" w:semiHidden="0" w:name="Hyperlink"/>
     <w:lsdException w:unhideWhenUsed="0" w:uiPriority="0" w:semiHidden="0" w:name="FollowedHyperlink"/>
     <w:lsdException w:qFormat="1" w:unhideWhenUsed="0" w:uiPriority="0" w:semiHidden="0" w:name="Strong"/>
@@ -2115,7 +2113,7 @@
     <w:lsdException w:unhideWhenUsed="0" w:uiPriority="0" w:semiHidden="0" w:name="Document Map"/>
     <w:lsdException w:unhideWhenUsed="0" w:uiPriority="0" w:semiHidden="0" w:name="Plain Text"/>
     <w:lsdException w:unhideWhenUsed="0" w:uiPriority="0" w:semiHidden="0" w:name="E-mail Signature"/>
-    <w:lsdException w:unhideWhenUsed="0" w:uiPriority="0" w:semiHidden="0" w:name="Normal (Web)"/>
+    <w:lsdException w:qFormat="1" w:uiPriority="99" w:semiHidden="0" w:name="Normal (Web)"/>
     <w:lsdException w:unhideWhenUsed="0" w:uiPriority="0" w:semiHidden="0" w:name="HTML Acronym"/>
     <w:lsdException w:unhideWhenUsed="0" w:uiPriority="0" w:semiHidden="0" w:name="HTML Address"/>
     <w:lsdException w:unhideWhenUsed="0" w:uiPriority="0" w:semiHidden="0" w:name="HTML Cite"/>
@@ -2171,7 +2169,7 @@
     <w:lsdException w:unhideWhenUsed="0" w:uiPriority="0" w:semiHidden="0" w:name="Table Web 2"/>
     <w:lsdException w:unhideWhenUsed="0" w:uiPriority="0" w:semiHidden="0" w:name="Table Web 3"/>
     <w:lsdException w:unhideWhenUsed="0" w:uiPriority="0" w:semiHidden="0" w:name="Balloon Text"/>
-    <w:lsdException w:unhideWhenUsed="0" w:uiPriority="0" w:semiHidden="0" w:name="Table Grid"/>
+    <w:lsdException w:qFormat="1" w:unhideWhenUsed="0" w:uiPriority="39" w:semiHidden="0" w:name="Table Grid"/>
     <w:lsdException w:unhideWhenUsed="0" w:uiPriority="0" w:semiHidden="0" w:name="Table Theme"/>
     <w:lsdException w:unhideWhenUsed="0" w:uiPriority="60" w:semiHidden="0" w:name="Light Shading"/>
     <w:lsdException w:unhideWhenUsed="0" w:uiPriority="61" w:semiHidden="0" w:name="Light List"/>
@@ -2288,13 +2286,13 @@
       <w:lang w:val="en-US" w:eastAsia="zh-CN" w:bidi="ar-SA"/>
     </w:rPr>
   </w:style>
-  <w:style w:type="character" w:default="1" w:styleId="4">
+  <w:style w:type="character" w:default="1" w:styleId="7">
     <w:name w:val="Default Paragraph Font"/>
     <w:semiHidden/>
     <w:qFormat/>
     <w:uiPriority w:val="0"/>
   </w:style>
-  <w:style w:type="table" w:default="1" w:styleId="3">
+  <w:style w:type="table" w:default="1" w:styleId="5">
     <w:name w:val="Normal Table"/>
     <w:semiHidden/>
     <w:qFormat/>
@@ -2317,14 +2315,76 @@
       <w:jc w:val="left"/>
     </w:pPr>
   </w:style>
-  <w:style w:type="character" w:styleId="5">
+  <w:style w:type="paragraph" w:styleId="3">
+    <w:name w:val="Block Text"/>
+    <w:basedOn w:val="1"/>
+    <w:qFormat/>
+    <w:uiPriority w:val="99"/>
+    <w:pPr>
+      <w:widowControl/>
+      <w:spacing w:before="100" w:beforeAutospacing="1" w:after="120"/>
+      <w:ind w:left="1440" w:leftChars="700" w:right="700" w:rightChars="700"/>
+    </w:pPr>
+    <w:rPr>
+      <w:szCs w:val="24"/>
+    </w:rPr>
+  </w:style>
+  <w:style w:type="paragraph" w:styleId="4">
+    <w:name w:val="Normal (Web)"/>
+    <w:basedOn w:val="1"/>
+    <w:unhideWhenUsed/>
+    <w:qFormat/>
+    <w:uiPriority w:val="99"/>
+    <w:rPr>
+      <w:sz w:val="24"/>
+    </w:rPr>
+  </w:style>
+  <w:style w:type="table" w:styleId="6">
+    <w:name w:val="Table Grid"/>
+    <w:basedOn w:val="5"/>
+    <w:qFormat/>
+    <w:uiPriority w:val="39"/>
+    <w:tblPr>
+      <w:tblBorders>
+        <w:top w:val="single" w:color="auto" w:sz="4" w:space="0"/>
+        <w:left w:val="single" w:color="auto" w:sz="4" w:space="0"/>
+        <w:bottom w:val="single" w:color="auto" w:sz="4" w:space="0"/>
+        <w:right w:val="single" w:color="auto" w:sz="4" w:space="0"/>
+        <w:insideH w:val="single" w:color="auto" w:sz="4" w:space="0"/>
+        <w:insideV w:val="single" w:color="auto" w:sz="4" w:space="0"/>
+      </w:tblBorders>
+    </w:tblPr>
+  </w:style>
+  <w:style w:type="character" w:styleId="8">
     <w:name w:val="Strong"/>
-    <w:basedOn w:val="4"/>
+    <w:basedOn w:val="7"/>
     <w:qFormat/>
     <w:uiPriority w:val="0"/>
     <w:rPr>
       <w:b/>
     </w:rPr>
+  </w:style>
+  <w:style w:type="table" w:customStyle="1" w:styleId="9">
+    <w:name w:val="网格型1"/>
+    <w:basedOn w:val="5"/>
+    <w:qFormat/>
+    <w:uiPriority w:val="39"/>
+    <w:rPr>
+      <w:kern w:val="2"/>
+      <w:sz w:val="22"/>
+      <w:szCs w:val="24"/>
+      <w14:ligatures w14:val="standardContextual"/>
+    </w:rPr>
+    <w:tblPr>
+      <w:tblBorders>
+        <w:top w:val="single" w:color="auto" w:sz="4" w:space="0"/>
+        <w:left w:val="single" w:color="auto" w:sz="4" w:space="0"/>
+        <w:bottom w:val="single" w:color="auto" w:sz="4" w:space="0"/>
+        <w:right w:val="single" w:color="auto" w:sz="4" w:space="0"/>
+        <w:insideH w:val="single" w:color="auto" w:sz="4" w:space="0"/>
+        <w:insideV w:val="single" w:color="auto" w:sz="4" w:space="0"/>
+      </w:tblBorders>
+    </w:tblPr>
   </w:style>
 </w:styles>
 </file>
